--- a/7_figures/output/figure4/Figure4_Tables.docx
+++ b/7_figures/output/figure4/Figure4_Tables.docx
@@ -1340,7 +1340,7 @@
                 <w:szCs w:val="20"/>
                 <w:color w:val="000000"/>
               </w:rPr>
-              <w:t xml:space="preserve">0.878</w:t>
+              <w:t xml:space="preserve">1.126</w:t>
             </w:r>
           </w:p>
         </w:tc>
@@ -1392,7 +1392,7 @@
                 <w:szCs w:val="20"/>
                 <w:color w:val="000000"/>
               </w:rPr>
-              <w:t xml:space="preserve">0.833</w:t>
+              <w:t xml:space="preserve">0.862</w:t>
             </w:r>
           </w:p>
         </w:tc>
@@ -1606,7 +1606,7 @@
                 <w:szCs w:val="20"/>
                 <w:color w:val="000000"/>
               </w:rPr>
-              <w:t xml:space="preserve">0.740</w:t>
+              <w:t xml:space="preserve">0.866</w:t>
             </w:r>
           </w:p>
         </w:tc>
@@ -1658,7 +1658,7 @@
                 <w:szCs w:val="20"/>
                 <w:color w:val="000000"/>
               </w:rPr>
-              <w:t xml:space="preserve">0.709</w:t>
+              <w:t xml:space="preserve">0.726</w:t>
             </w:r>
           </w:p>
         </w:tc>
